--- a/달 아래 비밀 없는 정원.docx
+++ b/달 아래 비밀 없는 정원.docx
@@ -172,7 +172,12 @@
     </w:p>
     <w:p>
       <w:r>
-        <w:t>&gt; 각 페이즈가 시작되면 형사 플레이어가 해당 페이즈의 단서카드를 한 장씩 소리 내어 읽고 전원에게 공개합니다.</w:t>
+        <w:t>&gt; 각 페이즈가 시작되면 먼저 해당 페이즈 카드를 공개하고, 카드에 적힌 '이번 장의 질문'을 소리 내어 읽습니다. 이 질문이 그 페이즈 토론의 초점입니다.</w:t>
+      </w:r>
+    </w:p>
+    <w:p>
+      <w:r>
+        <w:t>&gt; 이어서 형사 플레이어가 해당 페이즈의 단서카드를 한 장씩 소리 내어 읽고 전원에게 공개합니다.</w:t>
       </w:r>
     </w:p>
     <w:p>
@@ -331,6 +336,36 @@
     </w:p>
     <w:p>
       <w:r>
+        <w:t>✦ 페이즈별 지침</w:t>
+      </w:r>
+    </w:p>
+    <w:p>
+      <w:r>
+        <w:t>1페이즈: 강령술의 규칙(정원을 벗어날 수 없음, 죽음에 대한 언급 자제)을 안내하고 자기소개를 이끄세요.</w:t>
+      </w:r>
+    </w:p>
+    <w:p>
+      <w:r>
+        <w:t>2페이즈: 장부가 공개되면 침착하게 받아넘기세요. "굿 인건비는 무속에서 흔한 일입니다."</w:t>
+      </w:r>
+    </w:p>
+    <w:p>
+      <w:r>
+        <w:t>3페이즈: 아직 공범임이 들키지 않았다면, 화제를 그날 밤의 행적으로 돌려 시선을 분산하세요.</w:t>
+      </w:r>
+    </w:p>
+    <w:p>
+      <w:r>
+        <w:t>4페이즈: (미션 전환) 남은 신력을 다해 모든 진실이 드러나도록 판을 이끄세요.</w:t>
+      </w:r>
+    </w:p>
+    <w:p>
+      <w:r>
+        <w:t>5페이즈: 모두가 자기 자신의 죄를 마주 보게 하세요. 그리고 투표 전, 당신의 죄도 고백하세요.</w:t>
+      </w:r>
+    </w:p>
+    <w:p>
+      <w:r>
         <w:t>✦ 미션 및 목표</w:t>
       </w:r>
     </w:p>
@@ -378,6 +413,36 @@
     <w:p>
       <w:r>
         <w:t>세월의 흐름: 지금은 1998년 12월 26일이 아닌 2026년 12월 26일입니다. 하지만 이 사실을 당신이 먼저 밝혀서는 안 됩니다.</w:t>
+      </w:r>
+    </w:p>
+    <w:p>
+      <w:r>
+        <w:t>✦ 페이즈별 지침</w:t>
+      </w:r>
+    </w:p>
+    <w:p>
+      <w:r>
+        <w:t>1페이즈: 전원의 이름과 관계를 파악하고, 그날 밤의 행적을 1차 취조하세요.</w:t>
+      </w:r>
+    </w:p>
+    <w:p>
+      <w:r>
+        <w:t>2페이즈: 이안의 죽음과 두 여인의 실종 사이의 연결고리를 찾으세요.</w:t>
+      </w:r>
+    </w:p>
+    <w:p>
+      <w:r>
+        <w:t>3페이즈: 알리바이의 모순을 추궁하세요. 누가 거짓말을 하고 있습니까?</w:t>
+      </w:r>
+    </w:p>
+    <w:p>
+      <w:r>
+        <w:t>4페이즈: 환명굿의 수혜자가 누구인지 물으세요. 그 답이 당신을 향해도 멈추지 마세요.</w:t>
+      </w:r>
+    </w:p>
+    <w:p>
+      <w:r>
+        <w:t>5페이즈: 당신이 누구인지 받아들이세요. 그리고 심판할지, 용서할지 결정하세요.</w:t>
       </w:r>
     </w:p>
     <w:p>
@@ -448,6 +513,36 @@
     </w:p>
     <w:p>
       <w:r>
+        <w:t>✦ 페이즈별 지침</w:t>
+      </w:r>
+    </w:p>
+    <w:p>
+      <w:r>
+        <w:t>1페이즈: 송이와의 30년 우정을 강조하며 다정한 친구로 보이세요.</w:t>
+      </w:r>
+    </w:p>
+    <w:p>
+      <w:r>
+        <w:t>2페이즈: 이안의 죽음에는 아는 바가 없다고 하세요. 장부가 나와도 해월과 눈을 마주치지 마세요.</w:t>
+      </w:r>
+    </w:p>
+    <w:p>
+      <w:r>
+        <w:t>3페이즈: 방범 카메라 단서가 공개되면 준비된 변명을 사용하세요. 송이를 자극하지 마세요.</w:t>
+      </w:r>
+    </w:p>
+    <w:p>
+      <w:r>
+        <w:t>4페이즈: (미션 전환) 달이 지기 전에 고백하고 송이에게 용서를 구하세요.</w:t>
+      </w:r>
+    </w:p>
+    <w:p>
+      <w:r>
+        <w:t>5페이즈: 아들 하늘에게 남길 마지막 말을 준비하세요.</w:t>
+      </w:r>
+    </w:p>
+    <w:p>
+      <w:r>
         <w:t>✦ 미션</w:t>
       </w:r>
     </w:p>
@@ -499,7 +594,37 @@
     </w:p>
     <w:p>
       <w:r>
-        <w:t>사진 단서(칼)가 나왔을 때의 변명: "서린이에게 따지러 간 건 맞아요. 하지만 죽이려던 게 아니라, 내 눈앞에서 진실을 말하지 않으면 내 목을 긋겠다고 자해하며 협박하려고 챙긴 겁니다. 전 서린이를 죽이지 않았어요!"</w:t>
+        <w:t>방범 카메라 단서(칼)가 나왔을 때의 변명: "서린이에게 따지러 간 건 맞아요. 하지만 죽이려던 게 아니라, 내 눈앞에서 진실을 말하지 않으면 내 목을 긋겠다고 자해하며 협박하려고 챙긴 겁니다. 전 서린이를 죽이지 않았어요!"</w:t>
+      </w:r>
+    </w:p>
+    <w:p>
+      <w:r>
+        <w:t>✦ 페이즈별 지침</w:t>
+      </w:r>
+    </w:p>
+    <w:p>
+      <w:r>
+        <w:t>1페이즈: 아이 잃은 슬픔으로 동정을 사세요. 피투성이 손의 기억은 숨기세요.</w:t>
+      </w:r>
+    </w:p>
+    <w:p>
+      <w:r>
+        <w:t>2페이즈: 이안의 죽음을 파헤치는 데에는 적극 협조하세요. 단, 그날 밤의 행적은 부인하세요.</w:t>
+      </w:r>
+    </w:p>
+    <w:p>
+      <w:r>
+        <w:t>3페이즈: 방범 카메라 단서 앞에서 준비된 변명을 사용하세요. 절대 자백하지 마세요.</w:t>
+      </w:r>
+    </w:p>
+    <w:p>
+      <w:r>
+        <w:t>4페이즈: (미션 전환) 부정을 멈추세요. 하늘이를 어떤 눈으로 바라볼지 고민을 시작하세요.</w:t>
+      </w:r>
+    </w:p>
+    <w:p>
+      <w:r>
+        <w:t>5페이즈: 원망의 손을 거둘지, 움켜쥘지 결정하세요.</w:t>
       </w:r>
     </w:p>
     <w:p>
@@ -556,6 +681,36 @@
     <w:p>
       <w:r>
         <w:t>이웃의 비명 소리 단서가 나왔을 때의 변명: "길고양이가 싸우는 소리거나 빗소리를 잘못 들은 거겠죠. 아니면 그날 술을 좀 마셨는데 혼자 헛소리하는 걸 이웃이 오해한 겁니다."</w:t>
+      </w:r>
+    </w:p>
+    <w:p>
+      <w:r>
+        <w:t>✦ 페이즈별 지침</w:t>
+      </w:r>
+    </w:p>
+    <w:p>
+      <w:r>
+        <w:t>1페이즈: 술과 귀신 이야기로 질문을 흘려보내세요.</w:t>
+      </w:r>
+    </w:p>
+    <w:p>
+      <w:r>
+        <w:t>2페이즈: 이혼 후 두 여인과는 왕래가 없었다고 선을 그으세요.</w:t>
+      </w:r>
+    </w:p>
+    <w:p>
+      <w:r>
+        <w:t>3페이즈: 차고 소란 이야기가 나오면 준비된 변명을 사용하세요.</w:t>
+      </w:r>
+    </w:p>
+    <w:p>
+      <w:r>
+        <w:t>4페이즈: (미션 전환) 숨기는 것이 정말 하늘이를 지키는 길인지 자문하세요.</w:t>
+      </w:r>
+    </w:p>
+    <w:p>
+      <w:r>
+        <w:t>5페이즈: 최후의 발언이 시작되기 전에, 그날 밤의 진실을 당신의 입으로 밝히세요.</w:t>
       </w:r>
     </w:p>
     <w:p>
@@ -653,27 +808,32 @@
     </w:p>
     <w:p>
       <w:r>
-        <w:t>1페이즈 : 둥근 보름달, 환한 빛</w:t>
+        <w:t>각 카드의 앞면에는 달의 모습이, 뒷면에는 '이번 장의 질문'이 적혀 있습니다.</w:t>
       </w:r>
     </w:p>
     <w:p>
       <w:r>
-        <w:t>2페이즈 : 약간 그늘진 보름달</w:t>
+        <w:t>1페이즈 : 둥근 보름달, 환한 빛 — "우리는 누구이며, 왜 이 정원에 모였는가?"</w:t>
       </w:r>
     </w:p>
     <w:p>
       <w:r>
-        <w:t>3페이즈 : 구름이 달을 덮기 시작</w:t>
+        <w:t>2페이즈 : 약간 그늘진 보름달 — "이안이는 왜 죽었는가?"</w:t>
       </w:r>
     </w:p>
     <w:p>
       <w:r>
-        <w:t>4페이즈 : 붉은 그림자가 짙어진 달</w:t>
+        <w:t>3페이즈 : 구름이 달을 덮기 시작 — "그날 밤, 각자 어디에서 무엇을 했는가?"</w:t>
       </w:r>
     </w:p>
     <w:p>
       <w:r>
-        <w:t>5페이즈 : 핏빛 달이 지고 새벽이 옴</w:t>
+        <w:t>4페이즈 : 붉은 그림자가 짙어진 달 — "무엇이 이 비극을 만들었는가?"</w:t>
+      </w:r>
+    </w:p>
+    <w:p>
+      <w:r>
+        <w:t>5페이즈 : 핏빛 달이 지고 새벽이 옴 — "형사는 누구인가. 그리고 우리는 서로를 용서할 수 있는가?"</w:t>
       </w:r>
     </w:p>
     <w:p/>
@@ -684,7 +844,7 @@
     </w:p>
     <w:p>
       <w:r>
-        <w:t>1페이즈</w:t>
+        <w:t>1페이즈 — "우리는 누구이며, 왜 이 정원에 모였는가?"</w:t>
       </w:r>
     </w:p>
     <w:p>
@@ -704,7 +864,37 @@
     </w:p>
     <w:p>
       <w:r>
-        <w:t>2페이즈</w:t>
+        <w:t>2페이즈 — "이안이는 왜 죽었는가?"</w:t>
+      </w:r>
+    </w:p>
+    <w:p>
+      <w:r>
+        <w:t>부고장: 故 박이안 (향년 4세)</w:t>
+      </w:r>
+    </w:p>
+    <w:p>
+      <w:r>
+        <w:t>이안의 사진: 이안이 방에서 장난감을 가지고 놀고 있다. 벽에 걸린 장수를 상징하는 거북이와 소나무 민화 액자. 액자의 한지 뒷판이 들떠, 모서리 틈으로 네모난 부적의 귀퉁이가 삐죽 비어져 나와 있다.</w:t>
+      </w:r>
+    </w:p>
+    <w:p>
+      <w:r>
+        <w:t>서린의 장부: 누군가에게 3000만원이라는 거액을 건넨 기록. 항목 이름: 굿 부주재 인건비</w:t>
+      </w:r>
+    </w:p>
+    <w:p>
+      <w:r>
+        <w:t>꿈의 조각: "엄마, 아무도 나를 안 데려가. 너무 춥고 무서워..."</w:t>
+      </w:r>
+    </w:p>
+    <w:p>
+      <w:r>
+        <w:t>[기억 조각/형사]: "어머니가 일찍 돌아가셨다는 사실만 어렴풋이 떠오른다. 그런 엄마를 대신해 가끔 나를 돌봐주던 이모의 슬픈 눈이 떠오른다."</w:t>
+      </w:r>
+    </w:p>
+    <w:p>
+      <w:r>
+        <w:t>3페이즈 — "그날 밤, 각자 어디에서 무엇을 했는가?"</w:t>
       </w:r>
     </w:p>
     <w:p>
@@ -714,37 +904,12 @@
     </w:p>
     <w:p>
       <w:r>
-        <w:t>부고장: 故 박이안 (향년 4세)</w:t>
-      </w:r>
-    </w:p>
-    <w:p>
-      <w:r>
-        <w:t>서린의 장부: 누군가에게 3000만원이라는 거액을 건넨 기록. 항목 이름: 굿 부주재 인건비</w:t>
-      </w:r>
-    </w:p>
-    <w:p>
-      <w:r>
         <w:t>신당 방범 카메라 캡처본 (실종 당일 밤): 비에 젖은 한송이가 신당 앞에 서 있는 모습. 재킷 밑으로 뾰족한 칼끝이 조금 튀어나와 있다. (경찰에 제출된 기록이 없는, 어디선가 숨겨져 있던 테이프다)</w:t>
       </w:r>
     </w:p>
     <w:p>
       <w:r>
-        <w:t>송이의 일기: 재훈 씨마저 내 곁을 떠나고 나는 결국 혼자 남았다. 그런 나를 버티게 해주는 건 하늘이 뿐이다. 때때로 하늘이를 돌볼 때마다 서린이의 아들이라는 걸 알면서도 꼭 우리 이안이가 살아 돌아온 듯한 기분이 든다.</w:t>
-      </w:r>
-    </w:p>
-    <w:p>
-      <w:r>
-        <w:t>이안의 사진: 이안이 방에서 장난감을 가지고 놀고 있다. 벽에 걸린 장수를 상징하는 거북이와 소나무 민화 액자. 액자의 한지 뒷판이 들떠, 모서리 틈으로 네모난 부적의 귀퉁이가 삐죽 비어져 나와 있다.</w:t>
-      </w:r>
-    </w:p>
-    <w:p>
-      <w:r>
-        <w:t>[기억 조각/형사]: "어머니가 일찍 돌아가셨다는 사실만 어렴풋이 떠오른다. 그런 엄마를 대신해 가끔 나를 돌봐주던 이모의 슬픈 눈이 떠오른다."</w:t>
-      </w:r>
-    </w:p>
-    <w:p>
-      <w:r>
-        <w:t>3페이즈</w:t>
+        <w:t>이웃 주민 탐문 조서: 실종 사건이 있던 밤이요? 저 끝쪽 강씨네 전원주택 있죠, 건축가 양반네요. 그날 밤 그 집 차고 쪽에서 뭔가 쿵쾅거리는 소란이 났던 것 같아요. 비명 소리 같기도 했는데, 빗소리가 하도 요란해서 확신은 못 하겠네요.</w:t>
       </w:r>
     </w:p>
     <w:p>
@@ -759,27 +924,12 @@
     </w:p>
     <w:p>
       <w:r>
-        <w:t>이웃 주민 탐문 조서: 실종 사건이 있던 밤이요? 저 끝쪽 강씨네 전원주택 있죠, 건축가 양반네요. 그날 밤 그 집 차고 쪽에서 뭔가 쿵쾅거리는 소란이 났던 것 같아요. 비명 소리 같기도 했는데, 빗소리가 하도 요란해서 확신은 못 하겠네요.</w:t>
-      </w:r>
-    </w:p>
-    <w:p>
-      <w:r>
-        <w:t>강지석 사망 진단서: 2004년 9월 7일 사망. 사인 - 급성 알코올 중독 및 심부전. 사망 당시 나이에 비해 신체 나이가 70대 노인과 다를 바 없이 극도로 훼손된 상태였음</w:t>
-      </w:r>
-    </w:p>
-    <w:p>
-      <w:r>
-        <w:t>꿈의 조각: "엄마, 아무도 나를 안 데려가. 너무 춥고 무서워..."</w:t>
-      </w:r>
-    </w:p>
-    <w:p>
-      <w:r>
         <w:t>[기억 조각/형사]: "아버지는 낮엔 나를 보며 다정하게 웃었지만, 밤만 되면 술에 취해 흐느꼈다. '미안합니다. 미안해요..' 아버지는 대체 무슨 잘못을 했던 걸까?"</w:t>
       </w:r>
     </w:p>
     <w:p>
       <w:r>
-        <w:t>4페이즈</w:t>
+        <w:t>4페이즈 — "무엇이 이 비극을 만들었는가?"</w:t>
       </w:r>
     </w:p>
     <w:p>
@@ -799,12 +949,22 @@
     </w:p>
     <w:p>
       <w:r>
+        <w:t>강지석 사망 진단서: 2004년 9월 7일 사망. 사인 - 급성 알코올 중독 및 심부전. 사망 당시 나이에 비해 신체 나이가 70대 노인과 다를 바 없이 극도로 훼손된 상태였음</w:t>
+      </w:r>
+    </w:p>
+    <w:p>
+      <w:r>
+        <w:t>송이의 일기: 재훈 씨마저 내 곁을 떠나고 나는 결국 혼자 남았다. 그런 나를 버티게 해주는 건 하늘이 뿐이다. 때때로 하늘이를 돌볼 때마다 서린이의 아들이라는 걸 알면서도 꼭 우리 이안이가 살아 돌아온 듯한 기분이 든다.</w:t>
+      </w:r>
+    </w:p>
+    <w:p>
+      <w:r>
         <w:t>[기억 조각/형사]: "기억 났다. 내 어머니의 이름은 윤서린이다. 나는 28년 전 복송동 두 여인 실종 미제 사건을 수사하던 형사다. 그날 밤 대체 무슨 일이 있었던 걸까?"</w:t>
       </w:r>
     </w:p>
     <w:p>
       <w:r>
-        <w:t>5페이즈</w:t>
+        <w:t>5페이즈 — "형사는 누구인가. 그리고 우리는 서로를 용서할 수 있는가?"</w:t>
       </w:r>
     </w:p>
     <w:p>
@@ -876,7 +1036,7 @@
     </w:p>
     <w:p>
       <w:r>
-        <w:t>[카드 3 / 3페이즈]: "...내가 죽었다고? 웃기지 마요. 난 그저 매일 밤 귀신들한테 시달렸을 뿐이야. 술 없이는 단 하루도 버틸 수가 없었어."</w:t>
+        <w:t>[카드 3 / 3페이즈]: "이안이는... 착한 아이였습니다. 우리 하늘이랑 동갑이었죠. 송이씨가 그 뒤로 어떻게 무너졌는지는 다들 알 겁니다. ...그날 밤 얘기요? 전 모릅니다. 집에 있었으니까."</w:t>
       </w:r>
     </w:p>
     <w:p>
@@ -886,7 +1046,7 @@
     </w:p>
     <w:p>
       <w:r>
-        <w:t>[카드 5 / 최후의 발언 직전 공개]: "그만. 내가 말하겠습니다. 그날 밤, 칼을 든 송이가 우리 집 마당에 서 있었습니다. 잠든 하늘이의 방 창문을 향해서요. 몸싸움 끝에 정신을 차려보니 송이가 차고에 쓰러져 있었습니다. 겁이 났습니다. 살인자의 아들이라는 꼬리표를 하늘이에게 남길 수 없어서, 서린의 신당 연못에... 두 사람을 가라앉혔습니다. 미안합니다. 정말 미안합니다."</w:t>
+        <w:t>[카드 5 / 최후의 발언 직전 공개]: "...그 진단서가 맞습니다. 나는 이미 죽은 몸이지요. 그러니 더는 숨길 것도 없습니다. 그만. 내가 말하겠습니다. 그날 밤, 칼을 든 송이가 우리 집 마당에 서 있었습니다. 잠든 하늘이의 방 창문을 향해서요. 몸싸움 끝에 정신을 차려보니 송이가 차고에 쓰러져 있었습니다. 겁이 났습니다. 살인자의 아들이라는 꼬리표를 하늘이에게 남길 수 없어서, 서린의 신당 연못에... 두 사람을 가라앉혔습니다. 미안합니다. 정말 미안합니다."</w:t>
       </w:r>
     </w:p>
     <w:p>

--- a/달 아래 비밀 없는 정원.docx
+++ b/달 아래 비밀 없는 정원.docx
@@ -198,6 +198,37 @@
     <w:p/>
     <w:p>
       <w:r>
+        <w:t>연못과 고해</w:t>
+      </w:r>
+    </w:p>
+    <w:p>
+      <w:r>
+        <w:t>&gt; 3페이즈부터, 누구든 자기 차례에 "연못 앞에 선다"고 선언하고 지금껏 숨겨온 자신의 죄를 스스로 밝힐 수 있습니다.</w:t>
+      </w:r>
+    </w:p>
+    <w:p>
+      <w:r>
+        <w:t>&gt; 단서로 지목당해 몰린 뒤의 시인은 고해가 아닙니다. 아무도 추궁하지 않은 사실을 자발적으로 꺼냈을 때만 고해로 인정되며, 고해한 플레이어는 달조각 토큰 하나를 보드판의 연못 위에 놓습니다.</w:t>
+      </w:r>
+    </w:p>
+    <w:p>
+      <w:r>
+        <w:t>&gt; 고해의 성립 여부는 정해월 플레이어가 판정합니다. 정해월 본인의 고해는 형사 플레이어가 판정합니다.</w:t>
+      </w:r>
+    </w:p>
+    <w:p>
+      <w:r>
+        <w:t>&gt; 세 번째 달조각이 연못에 놓이는 순간, [연못의 계시] 카드를 즉시 공개합니다. 달조각이 2개 이하라면 계시는 끝까지 공개되지 않습니다.</w:t>
+      </w:r>
+    </w:p>
+    <w:p>
+      <w:r>
+        <w:t>&gt; 4인 플레이 시 NPC 강지석의 [카드 5] 자백은 자동으로 달조각 1개로 인정됩니다.</w:t>
+      </w:r>
+    </w:p>
+    <w:p/>
+    <w:p>
+      <w:r>
         <w:t>구성품</w:t>
       </w:r>
     </w:p>
@@ -234,6 +265,16 @@
     <w:p>
       <w:r>
         <w:t>미션 전환 카드 4장</w:t>
+      </w:r>
+    </w:p>
+    <w:p>
+      <w:r>
+        <w:t>연못의 계시 카드 1장</w:t>
+      </w:r>
+    </w:p>
+    <w:p>
+      <w:r>
+        <w:t>달조각 토큰 5개</w:t>
       </w:r>
     </w:p>
     <w:p>
@@ -336,32 +377,22 @@
     </w:p>
     <w:p>
       <w:r>
-        <w:t>✦ 페이즈별 지침</w:t>
+        <w:t>✦ 연기 팁</w:t>
       </w:r>
     </w:p>
     <w:p>
       <w:r>
-        <w:t>1페이즈: 강령술의 규칙(정원을 벗어날 수 없음, 죽음에 대한 언급 자제)을 안내하고 자기소개를 이끄세요.</w:t>
+        <w:t>강령술의 규칙(정원을 벗어날 수 없음, 죽음에 대한 언급 자제)을 안내하며 판을 이끄는 진행자 역할을 맡으면 좋습니다.</w:t>
       </w:r>
     </w:p>
     <w:p>
       <w:r>
-        <w:t>2페이즈: 장부가 공개되면 침착하게 받아넘기세요. "굿 인건비는 무속에서 흔한 일입니다."</w:t>
+        <w:t>장부 이야기가 나오면 침착하게 받아넘겨 보세요. "굿 인건비는 무속에서 흔한 일입니다."</w:t>
       </w:r>
     </w:p>
     <w:p>
       <w:r>
-        <w:t>3페이즈: 아직 공범임이 들키지 않았다면, 화제를 그날 밤의 행적으로 돌려 시선을 분산하세요.</w:t>
-      </w:r>
-    </w:p>
-    <w:p>
-      <w:r>
-        <w:t>4페이즈: (미션 전환) 남은 신력을 다해 모든 진실이 드러나도록 판을 이끄세요.</w:t>
-      </w:r>
-    </w:p>
-    <w:p>
-      <w:r>
-        <w:t>5페이즈: 모두가 자기 자신의 죄를 마주 보게 하세요. 그리고 투표 전, 당신의 죄도 고백하세요.</w:t>
+        <w:t>위기가 오면 화제를 그날 밤의 행적으로 돌려 시선을 분산할 수 있습니다.</w:t>
       </w:r>
     </w:p>
     <w:p>
@@ -417,32 +448,17 @@
     </w:p>
     <w:p>
       <w:r>
-        <w:t>✦ 페이즈별 지침</w:t>
+        <w:t>✦ 연기 팁</w:t>
       </w:r>
     </w:p>
     <w:p>
       <w:r>
-        <w:t>1페이즈: 전원의 이름과 관계를 파악하고, 그날 밤의 행적을 1차 취조하세요.</w:t>
+        <w:t>페이즈 카드의 질문을 무기로 삼으세요. 답을 피하는 사람이 곧 단서입니다.</w:t>
       </w:r>
     </w:p>
     <w:p>
       <w:r>
-        <w:t>2페이즈: 이안의 죽음과 두 여인의 실종 사이의 연결고리를 찾으세요.</w:t>
-      </w:r>
-    </w:p>
-    <w:p>
-      <w:r>
-        <w:t>3페이즈: 알리바이의 모순을 추궁하세요. 누가 거짓말을 하고 있습니까?</w:t>
-      </w:r>
-    </w:p>
-    <w:p>
-      <w:r>
-        <w:t>4페이즈: 환명굿의 수혜자가 누구인지 물으세요. 그 답이 당신을 향해도 멈추지 마세요.</w:t>
-      </w:r>
-    </w:p>
-    <w:p>
-      <w:r>
-        <w:t>5페이즈: 당신이 누구인지 받아들이세요. 그리고 심판할지, 용서할지 결정하세요.</w:t>
+        <w:t>단서가 공개될 때마다 각자의 알리바이와 대조해 모순을 추궁하세요.</w:t>
       </w:r>
     </w:p>
     <w:p>
@@ -513,32 +529,22 @@
     </w:p>
     <w:p>
       <w:r>
-        <w:t>✦ 페이즈별 지침</w:t>
+        <w:t>✦ 연기 팁</w:t>
       </w:r>
     </w:p>
     <w:p>
       <w:r>
-        <w:t>1페이즈: 송이와의 30년 우정을 강조하며 다정한 친구로 보이세요.</w:t>
+        <w:t>송이와의 30년 우정을 강조하며 다정한 친구로 보이세요.</w:t>
       </w:r>
     </w:p>
     <w:p>
       <w:r>
-        <w:t>2페이즈: 이안의 죽음에는 아는 바가 없다고 하세요. 장부가 나와도 해월과 눈을 마주치지 마세요.</w:t>
+        <w:t>이안의 죽음에는 아는 바가 없다고 하고, 장부가 나와도 해월과 눈을 마주치지 마세요.</w:t>
       </w:r>
     </w:p>
     <w:p>
       <w:r>
-        <w:t>3페이즈: 방범 카메라 단서가 공개되면 준비된 변명을 사용하세요. 송이를 자극하지 마세요.</w:t>
-      </w:r>
-    </w:p>
-    <w:p>
-      <w:r>
-        <w:t>4페이즈: (미션 전환) 달이 지기 전에 고백하고 송이에게 용서를 구하세요.</w:t>
-      </w:r>
-    </w:p>
-    <w:p>
-      <w:r>
-        <w:t>5페이즈: 아들 하늘에게 남길 마지막 말을 준비하세요.</w:t>
+        <w:t>방범 카메라 단서 앞에서는 준비된 변명을 쓰되, 송이를 자극하지 마세요.</w:t>
       </w:r>
     </w:p>
     <w:p>
@@ -599,32 +605,17 @@
     </w:p>
     <w:p>
       <w:r>
-        <w:t>✦ 페이즈별 지침</w:t>
+        <w:t>✦ 연기 팁</w:t>
       </w:r>
     </w:p>
     <w:p>
       <w:r>
-        <w:t>1페이즈: 아이 잃은 슬픔으로 동정을 사세요. 피투성이 손의 기억은 숨기세요.</w:t>
+        <w:t>아이 잃은 슬픔은 숨길 필요 없습니다. 동정은 당신의 방패입니다.</w:t>
       </w:r>
     </w:p>
     <w:p>
       <w:r>
-        <w:t>2페이즈: 이안의 죽음을 파헤치는 데에는 적극 협조하세요. 단, 그날 밤의 행적은 부인하세요.</w:t>
-      </w:r>
-    </w:p>
-    <w:p>
-      <w:r>
-        <w:t>3페이즈: 방범 카메라 단서 앞에서 준비된 변명을 사용하세요. 절대 자백하지 마세요.</w:t>
-      </w:r>
-    </w:p>
-    <w:p>
-      <w:r>
-        <w:t>4페이즈: (미션 전환) 부정을 멈추세요. 하늘이를 어떤 눈으로 바라볼지 고민을 시작하세요.</w:t>
-      </w:r>
-    </w:p>
-    <w:p>
-      <w:r>
-        <w:t>5페이즈: 원망의 손을 거둘지, 움켜쥘지 결정하세요.</w:t>
+        <w:t>이안의 죽음을 파헤치는 데에는 적극 협조하세요. 단, 그날 밤의 행적만은 부인하세요.</w:t>
       </w:r>
     </w:p>
     <w:p>
@@ -685,32 +676,17 @@
     </w:p>
     <w:p>
       <w:r>
-        <w:t>✦ 페이즈별 지침</w:t>
+        <w:t>✦ 연기 팁</w:t>
       </w:r>
     </w:p>
     <w:p>
       <w:r>
-        <w:t>1페이즈: 술과 귀신 이야기로 질문을 흘려보내세요.</w:t>
+        <w:t>술과 귀신 이야기로 질문을 흘려보내세요.</w:t>
       </w:r>
     </w:p>
     <w:p>
       <w:r>
-        <w:t>2페이즈: 이혼 후 두 여인과는 왕래가 없었다고 선을 그으세요.</w:t>
-      </w:r>
-    </w:p>
-    <w:p>
-      <w:r>
-        <w:t>3페이즈: 차고 소란 이야기가 나오면 준비된 변명을 사용하세요.</w:t>
-      </w:r>
-    </w:p>
-    <w:p>
-      <w:r>
-        <w:t>4페이즈: (미션 전환) 숨기는 것이 정말 하늘이를 지키는 길인지 자문하세요.</w:t>
-      </w:r>
-    </w:p>
-    <w:p>
-      <w:r>
-        <w:t>5페이즈: 최후의 발언이 시작되기 전에, 그날 밤의 진실을 당신의 입으로 밝히세요.</w:t>
+        <w:t>이혼 후 두 여인과는 왕래가 없었다고 선을 그으세요.</w:t>
       </w:r>
     </w:p>
     <w:p>
@@ -797,7 +773,7 @@
     </w:p>
     <w:p>
       <w:r>
-        <w:t>공개된 단서카드를 관련된 장소 칸 위에 올려 정리하는 데 사용합니다.</w:t>
+        <w:t>공개된 단서카드를 관련된 장소 칸 위에 올려 정리하고, 중앙의 연못 칸에는 고해로 얻은 달조각 토큰을 놓습니다.</w:t>
       </w:r>
     </w:p>
     <w:p/>
@@ -995,22 +971,38 @@
     </w:p>
     <w:p>
       <w:r>
-        <w:t>[윤서린]: 숨기는 것만이 능사가 아닙니다. 달이 지기 전에 당신의 죄를 당신의 입으로 고백하고, 송이에게 용서를 구하세요. 그것이 어미로서 당신이 할 수 있는 마지막 일입니다.</w:t>
+        <w:t>[윤서린]: 숨기는 것만이 능사가 아닙니다. 달이 지기 전에 당신의 죄를 당신의 입으로 고백하고, 송이에게 용서를 구하세요. 그것이 어미로서 당신이 할 수 있는 마지막 일입니다. 연못 앞에 서서 스스로 죄를 밝히면, 연못이 응답할 것입니다.</w:t>
       </w:r>
     </w:p>
     <w:p>
       <w:r>
-        <w:t>[한송이]: 분노의 실타래 끝에 무엇이 남았는지 확인하세요. 그날 밤 당신이 한 일을 더는 부정하지 마세요. 그리고 마지막 순간, 하늘이를 어떤 눈으로 바라볼지 선택하세요.</w:t>
+        <w:t>[한송이]: 분노의 실타래 끝에 무엇이 남았는지 확인하세요. 그날 밤 당신이 한 일을 더는 부정하지 마세요. 그리고 마지막 순간, 하늘이를 어떤 눈으로 바라볼지 선택하세요. 연못 앞에 서서 스스로 죄를 밝히면, 연못이 응답할 것입니다.</w:t>
       </w:r>
     </w:p>
     <w:p>
       <w:r>
-        <w:t>[강지석]: 숨기는 것이 정말 하늘이를 지키는 길인지 자문하세요. 최후의 발언이 시작되기 전에, 그날 밤의 진실을 당신의 입으로 밝히세요.</w:t>
+        <w:t>[강지석]: 숨기는 것이 정말 하늘이를 지키는 길인지 자문하세요. 최후의 발언이 시작되기 전에, 그날 밤의 진실을 당신의 입으로 밝히세요. 연못 앞에 서서 스스로 죄를 밝히면, 연못이 응답할 것입니다.</w:t>
       </w:r>
     </w:p>
     <w:p>
       <w:r>
-        <w:t>[정해월]: 판을 완성할 시간입니다. 남은 신력을 다해 모든 진실이 이 정원 위로 드러나도록 이끄세요. 그리고 모두가 남이 아닌 자기 자신의 죄를 마주 보게 하세요.</w:t>
+        <w:t>[정해월]: 판을 완성할 시간입니다. 남은 신력을 다해 모든 진실이 이 정원 위로 드러나도록 이끄세요. 그리고 모두가 남이 아닌 자기 자신의 죄를 마주 보게 하세요. 고해를 망설이는 이가 있다면, 연못 앞으로 이끄세요.</w:t>
+      </w:r>
+    </w:p>
+    <w:p/>
+    <w:p>
+      <w:r>
+        <w:t>연못의 계시 카드 (1장)</w:t>
+      </w:r>
+    </w:p>
+    <w:p>
+      <w:r>
+        <w:t>세 번째 달조각이 연못에 놓이는 순간 공개합니다. 그 전까지는 누구도 내용을 보아서는 안 됩니다.</w:t>
+      </w:r>
+    </w:p>
+    <w:p>
+      <w:r>
+        <w:t>[연못의 계시]: 핏빛으로 물들던 달이 연못 위에서 조용히 일렁인다. 물결 사이로 낮은 속삭임이 번진다. "남을 가리키는 손끝에는 사슬이 걸리고, 스스로의 가슴을 가리키는 손끝에는 새벽이 걸린다. 죄지은 자가 제 죄를 껴안을 때, 비로소 명부는 다시 쓰이리라."</w:t>
       </w:r>
     </w:p>
     <w:p/>
@@ -1051,7 +1043,7 @@
     </w:p>
     <w:p>
       <w:r>
-        <w:t>* NPC 강지석은 투표하지 않지만, 다른 플레이어가 투표에서 지목할 수는 있습니다. 최후의 발언에서 강지석의 순서는 [카드 5]를 읽는 것으로 대신합니다.</w:t>
+        <w:t>* NPC 강지석은 투표하지 않지만, 다른 플레이어가 투표에서 지목할 수는 있습니다. 최후의 발언에서 강지석의 순서는 [카드 5]를 읽는 것으로 대신합니다. [카드 5]의 자백은 자동으로 달조각 1개로 인정됩니다.</w:t>
       </w:r>
     </w:p>
     <w:p/>

--- a/달 아래 비밀 없는 정원.docx
+++ b/달 아래 비밀 없는 정원.docx
@@ -229,6 +229,37 @@
     <w:p/>
     <w:p>
       <w:r>
+        <w:t>페이즈의 마무리</w:t>
+      </w:r>
+    </w:p>
+    <w:p>
+      <w:r>
+        <w:t>&gt; 페이즈 시간이 끝나면(혹은 더 나눌 이야기가 없다면) 정해월이 "달이 기울었습니다"라고 선언합니다.</w:t>
+      </w:r>
+    </w:p>
+    <w:p>
+      <w:r>
+        <w:t>&gt; 한 줄 문답: 이번 장의 질문에 대해, 각자 돌아가며 한 문장으로 자신의 답을 말합니다. 거짓을 말해도 좋습니다. 단, 한 번 입 밖에 낸 말은 주워 담을 수 없습니다.</w:t>
+      </w:r>
+    </w:p>
+    <w:p>
+      <w:r>
+        <w:t>&gt; 형사의 기록: 형사는 테이블의 잠정 결론을 한 문장으로 정리해 추리 기록지에 적습니다. 모두가 동의할 필요는 없습니다. 무엇을 적을지는 형사의 직권입니다.</w:t>
+      </w:r>
+    </w:p>
+    <w:p>
+      <w:r>
+        <w:t>&gt; 기록이 끝나면 다음 페이즈 카드를 공개하고, 새 질문을 낭독하며 다음 장을 엽니다.</w:t>
+      </w:r>
+    </w:p>
+    <w:p>
+      <w:r>
+        <w:t>&gt; 4인 플레이 시 NPC 강지석은 한 줄 문답에 참여하지 않습니다. 그 페이즈에 공개된 NPC 카드의 진술이 그의 답을 대신합니다.</w:t>
+      </w:r>
+    </w:p>
+    <w:p/>
+    <w:p>
+      <w:r>
         <w:t>구성품</w:t>
       </w:r>
     </w:p>
@@ -275,6 +306,11 @@
     <w:p>
       <w:r>
         <w:t>달조각 토큰 5개</w:t>
+      </w:r>
+    </w:p>
+    <w:p>
+      <w:r>
+        <w:t>추리 기록지 1장 (* 필기구는 별도로 준비해 주세요)</w:t>
       </w:r>
     </w:p>
     <w:p>
@@ -1075,12 +1111,17 @@
     </w:p>
     <w:p>
       <w:r>
-        <w:t>1. 윤서린 &gt; 강지석 &gt; 형사 &gt; 정해월 &gt; 한송이 순으로 약 1분간 자신의 마음을 이야기합니다.</w:t>
+        <w:t>1. 형사의 재구성: 형사가 추리 기록지에 적힌 다섯 줄을 차례로 낭독하며, 자신이 추리한 사건의 전말을 재구성해 들려줍니다.</w:t>
       </w:r>
     </w:p>
     <w:p>
       <w:r>
-        <w:t>2. 발언이 끝나면 투표 페이즈로 넘어갑니다.</w:t>
+        <w:t>2. 윤서린 &gt; 강지석 &gt; 형사 &gt; 정해월 &gt; 한송이 순으로 약 1분간 자신의 마음을 이야기합니다.</w:t>
+      </w:r>
+    </w:p>
+    <w:p>
+      <w:r>
+        <w:t>3. 발언이 끝나면 투표 페이즈로 넘어갑니다.</w:t>
       </w:r>
     </w:p>
     <w:p/>

--- a/달 아래 비밀 없는 정원.docx
+++ b/달 아래 비밀 없는 정원.docx
@@ -110,7 +110,7 @@
     </w:p>
     <w:p>
       <w:r>
-        <w:t>윤서린 : 여성. 무당 겸 민화가.</w:t>
+        <w:t>윤서린 : 여성. 무당 겸 동양화가.</w:t>
       </w:r>
     </w:p>
     <w:p>
@@ -198,22 +198,22 @@
     <w:p/>
     <w:p>
       <w:r>
-        <w:t>연못과 고해</w:t>
-      </w:r>
-    </w:p>
-    <w:p>
-      <w:r>
-        <w:t>&gt; 3페이즈부터, 누구든 자기 차례에 "연못 앞에 선다"고 선언하고 지금껏 숨겨온 자신의 죄를 스스로 밝힐 수 있습니다.</w:t>
-      </w:r>
-    </w:p>
-    <w:p>
-      <w:r>
-        <w:t>&gt; 단서로 지목당해 몰린 뒤의 시인은 고해가 아닙니다. 아무도 추궁하지 않은 사실을 자발적으로 꺼냈을 때만 고해로 인정되며, 고해한 플레이어는 달조각 토큰 하나를 보드판의 연못 위에 놓습니다.</w:t>
-      </w:r>
-    </w:p>
-    <w:p>
-      <w:r>
-        <w:t>&gt; 고해의 성립 여부는 정해월 플레이어가 판정합니다. 정해월 본인의 고해는 형사 플레이어가 판정합니다.</w:t>
+        <w:t>연못의 진실</w:t>
+      </w:r>
+    </w:p>
+    <w:p>
+      <w:r>
+        <w:t>&gt; 4페이즈부터, 누구든 자기 차례에 "연못 앞에 서겠다"고 선언할 수 있습니다. 연못 앞에 설지 말지는 오직 본인만이 선택할 수 있으며, 누구도 강요할 수 없습니다.</w:t>
+      </w:r>
+    </w:p>
+    <w:p>
+      <w:r>
+        <w:t>&gt; 연못 앞에 선 사람은 자신의 인물 이름이 적힌 [연못의 진실] 카드를 공개하고 소리 내어 읽습니다. 연못은 그가 가장 감추고 싶어 하는 진실을 수면 위로 비춥니다. 거짓도, 변명도 끼어들 수 없습니다.</w:t>
+      </w:r>
+    </w:p>
+    <w:p>
+      <w:r>
+        <w:t>&gt; 공개를 마친 플레이어는 달조각 토큰 하나를 보드판의 연못 위에 놓습니다.</w:t>
       </w:r>
     </w:p>
     <w:p>
@@ -300,6 +300,11 @@
     </w:p>
     <w:p>
       <w:r>
+        <w:t>연못의 진실 카드 5장</w:t>
+      </w:r>
+    </w:p>
+    <w:p>
+      <w:r>
         <w:t>연못의 계시 카드 1장</w:t>
       </w:r>
     </w:p>
@@ -525,7 +530,7 @@
     </w:p>
     <w:p>
       <w:r>
-        <w:t>공개된 모습: 무당 겸 민화가. 자식에 대한 모성애와 집착이 비정상적으로 강하다. 과거 남편 강지석과 이혼한 아픔이 있다.</w:t>
+        <w:t>공개된 모습: 무당 겸 동양화가. 자식에 대한 모성애와 집착이 비정상적으로 강하다. 과거 남편 강지석과 이혼한 아픔이 있다.</w:t>
       </w:r>
     </w:p>
     <w:p>
@@ -540,7 +545,7 @@
     </w:p>
     <w:p>
       <w:r>
-        <w:t>나의 죄: 당신은 아들 하늘의 단명 사주를 바꾸기 위해, 친구 한송이의 아들 이안이의 사주를 훔치는 '환명굿'을 주재했습니다. 그 후 장수를 기원하는 민화를 그려 그 뒤에 '환명부'를 숨긴 뒤 한송이에게 선물했습니다. 한송이는 기뻐하며 이안의 방에 그림을 걸어두었고, 환명부는 이안이의 명을 차츰차츰 갉아먹어 결국 죽음에 이르게 만들었습니다. 그 사이 당신의 아들 '하늘'은 점점 건강해져 무사히 네 번째 생일을 맞이했습니다.</w:t>
+        <w:t>나의 죄: 당신은 아들 하늘의 단명 사주를 바꾸기 위해, 친구 한송이의 아들 이안이의 사주를 훔치는 '환명굿'을 주재했습니다. 그 후 장수를 기원하는 세로 폭의 동양화를 그려 족자로 표구하고, 족자와 그림 사이에 '환명부'를 숨겨 한송이에게 선물했습니다. 한송이는 기뻐하며 이안의 방에 족자를 걸어두었고, 환명부는 이안이의 명을 차츰차츰 갉아먹어 결국 죽음에 이르게 만들었습니다. 그 사이 당신의 아들 '하늘'은 점점 건강해져 무사히 네 번째 생일을 맞이했습니다.</w:t>
       </w:r>
     </w:p>
     <w:p>
@@ -748,7 +753,7 @@
     </w:p>
     <w:p>
       <w:r>
-        <w:t>18:00 한송이, 죽은 아들의 꿈을 꾼 뒤 액자 뒤에서 '환명부' 발견.</w:t>
+        <w:t>18:00 한송이, 죽은 아들의 꿈을 꾼 뒤 족자와 그림 사이에서 '환명부' 발견.</w:t>
       </w:r>
     </w:p>
     <w:p>
@@ -809,7 +814,7 @@
     </w:p>
     <w:p>
       <w:r>
-        <w:t>공개된 단서카드를 관련된 장소 칸 위에 올려 정리하고, 중앙의 연못 칸에는 고해로 얻은 달조각 토큰을 놓습니다.</w:t>
+        <w:t>공개된 단서카드를 관련된 장소 칸 위에 올려 정리하고, 중앙의 연못 칸에는 연못의 진실로 얻은 달조각 토큰을 놓습니다.</w:t>
       </w:r>
     </w:p>
     <w:p/>
@@ -886,7 +891,7 @@
     </w:p>
     <w:p>
       <w:r>
-        <w:t>이안의 사진: 이안이 방에서 장난감을 가지고 놀고 있다. 벽에 걸린 장수를 상징하는 거북이와 소나무 민화 액자. 액자의 한지 뒷판이 들떠, 모서리 틈으로 네모난 부적의 귀퉁이가 삐죽 비어져 나와 있다.</w:t>
+        <w:t>이안의 사진: 이안이 방에서 장난감을 가지고 놀고 있다. 벽에 걸린, 장수를 상징하는 거북이와 소나무가 세로로 그려진 동양화 족자. 족자 아래쪽 배접이 살짝 들떠, 그림과 족자 사이로 네모난 부적의 귀퉁이가 삐죽 비어져 나와 있다.</w:t>
       </w:r>
     </w:p>
     <w:p>
@@ -926,7 +931,7 @@
     </w:p>
     <w:p>
       <w:r>
-        <w:t>하늘의 방 사진: 평범한 아이의 방. 그런데 이안의 방에 있던 것과 같은 '거북이와 소나무 민화 액자'가 걸려 있다. (2026년도 사진으로 화분은 완전히 말라비틀어지고 해가 들어오는 책장은 푸르게 바랬으며, 주위엔 뽀얗게 먼지가 쌓여 있다. 하늘은 강지석 사망 이후 고아원에서 생활해 방은 예전 그대로의 모습으로 방치되어 있다)</w:t>
+        <w:t>하늘의 방 사진: 평범한 아이의 방. 그런데 이안의 방에 있던 것과 같은 '거북이와 소나무 동양화 족자'가 걸려 있다. (2026년도 사진으로 화분은 완전히 말라비틀어지고 해가 들어오는 책장은 푸르게 바랬으며, 주위엔 뽀얗게 먼지가 쌓여 있다. 하늘은 강지석 사망 이후 고아원에서 생활해 방은 예전 그대로의 모습으로 방치되어 있다)</w:t>
       </w:r>
     </w:p>
     <w:p>
@@ -1007,27 +1012,63 @@
     </w:p>
     <w:p>
       <w:r>
-        <w:t>[윤서린]: 숨기는 것만이 능사가 아닙니다. 달이 지기 전에 당신의 죄를 당신의 입으로 고백하고, 송이에게 용서를 구하세요. 그것이 어미로서 당신이 할 수 있는 마지막 일입니다. 연못 앞에 서서 스스로 죄를 밝히면, 연못이 응답할 것입니다.</w:t>
-      </w:r>
-    </w:p>
-    <w:p>
-      <w:r>
-        <w:t>[한송이]: 분노의 실타래 끝에 무엇이 남았는지 확인하세요. 그날 밤 당신이 한 일을 더는 부정하지 마세요. 그리고 마지막 순간, 하늘이를 어떤 눈으로 바라볼지 선택하세요. 연못 앞에 서서 스스로 죄를 밝히면, 연못이 응답할 것입니다.</w:t>
-      </w:r>
-    </w:p>
-    <w:p>
-      <w:r>
-        <w:t>[강지석]: 숨기는 것이 정말 하늘이를 지키는 길인지 자문하세요. 최후의 발언이 시작되기 전에, 그날 밤의 진실을 당신의 입으로 밝히세요. 연못 앞에 서서 스스로 죄를 밝히면, 연못이 응답할 것입니다.</w:t>
-      </w:r>
-    </w:p>
-    <w:p>
-      <w:r>
-        <w:t>[정해월]: 판을 완성할 시간입니다. 남은 신력을 다해 모든 진실이 이 정원 위로 드러나도록 이끄세요. 그리고 모두가 남이 아닌 자기 자신의 죄를 마주 보게 하세요. 고해를 망설이는 이가 있다면, 연못 앞으로 이끄세요.</w:t>
+        <w:t>[윤서린]: 숨기는 것만이 능사가 아닙니다. 달이 지기 전에 당신의 죄를 당신의 입으로 고백하고, 송이에게 용서를 구하세요. 그것이 어미로서 당신이 할 수 있는 마지막 일입니다. 스스로 말할 용기가 나지 않는다면 연못 앞에 서세요. 연못이 당신의 진실을 대신 말해줄 것입니다.</w:t>
+      </w:r>
+    </w:p>
+    <w:p>
+      <w:r>
+        <w:t>[한송이]: 분노의 실타래 끝에 무엇이 남았는지 확인하세요. 그날 밤 당신이 한 일을 더는 부정하지 마세요. 그리고 마지막 순간, 하늘이를 어떤 눈으로 바라볼지 선택하세요. 스스로 말할 용기가 나지 않는다면 연못 앞에 서세요. 연못이 당신의 진실을 대신 말해줄 것입니다.</w:t>
+      </w:r>
+    </w:p>
+    <w:p>
+      <w:r>
+        <w:t>[강지석]: 숨기는 것이 정말 하늘이를 지키는 길인지 자문하세요. 최후의 발언이 시작되기 전에, 그날 밤의 진실을 당신의 입으로 밝히세요. 스스로 말할 용기가 나지 않는다면 연못 앞에 서세요. 연못이 당신의 진실을 대신 말해줄 것입니다.</w:t>
+      </w:r>
+    </w:p>
+    <w:p>
+      <w:r>
+        <w:t>[정해월]: 판을 완성할 시간입니다. 남은 신력을 다해 모든 진실이 이 정원 위로 드러나도록 이끄세요. 그리고 모두가 남이 아닌 자기 자신의 죄를 마주 보게 하세요. 연못 앞에 서기를 망설이는 이가 있다면, 그 등을 가만히 밀어주세요.</w:t>
       </w:r>
     </w:p>
     <w:p/>
     <w:p>
       <w:r>
+        <w:t>연못의 진실 카드 (5장)</w:t>
+      </w:r>
+    </w:p>
+    <w:p>
+      <w:r>
+        <w:t>자신의 인물 이름이 적힌 카드는 연못 앞에 선 순간에만 공개할 수 있습니다. 그 전까지는 본인도 열어보지 않습니다.</w:t>
+      </w:r>
+    </w:p>
+    <w:p>
+      <w:r>
+        <w:t>[윤서린]: 수면 위로 그날들이 떠오른다. 아들의 단명 사주를 지우기 위해 금기의 환명굿을 주재한 어미. 족자와 그림 사이에 환명부를 숨겨 벗에게 웃으며 건넨 손. 이안의 명은 그렇게 하늘의 것이 되었다.</w:t>
+      </w:r>
+    </w:p>
+    <w:p>
+      <w:r>
+        <w:t>[한송이]: 수면 위로 피에 젖은 두 손이 떠오른다. 부적의 정체를 알게 된 밤, 식칼을 품고 신당 문을 두드린 여인. 서린은 그 칼 아래 스러졌고, 여인의 발걸음은 잠든 아이의 집으로 향했다.</w:t>
+      </w:r>
+    </w:p>
+    <w:p>
+      <w:r>
+        <w:t>[강지석]: 수면 위로 비 내리는 차고가 떠오른다. 잠든 아들을 노리던 칼끝을 맨몸으로 막아선 아비. 정신을 차렸을 때 여인은 쓰러져 있었고, 그는 두 구의 시신을 이 연못 바닥에 가라앉혔다.</w:t>
+      </w:r>
+    </w:p>
+    <w:p>
+      <w:r>
+        <w:t>[정해월]: 수면 위로 열일곱의 어린 무당이 떠오른다. 동생의 수술비 삼천만 원에 금기의 굿을 도운 손. 피로 물든 마루를 밤새 지운 손. 스물여덟 해의 미궁은 그 손이 만든 것이다.</w:t>
+      </w:r>
+    </w:p>
+    <w:p>
+      <w:r>
+        <w:t>[형사]: 수면 위로 두 아이의 사주가 떠오른다. 죽었어야 할 아이는 살아 어른이 되었고, 살았어야 할 아이는 물 밑에서 기다렸다. 형사여, 당신은 빌린 목숨 위에 서 있다.</w:t>
+      </w:r>
+    </w:p>
+    <w:p/>
+    <w:p>
+      <w:r>
         <w:t>연못의 계시 카드 (1장)</w:t>
       </w:r>
     </w:p>
@@ -1163,7 +1204,7 @@
     </w:p>
     <w:p>
       <w:r>
-        <w:t>혼자서는 완성할 수 없는 대형 의식이었기에, 서린은 당시 열일곱 살의 나이로 죽어가는 남동생의 수술비 삼천만 원을 구할 길이 없어 절박하던 어린 사매 정해월에게 거액의 돈을 쥐여주며 도움을 청합니다. 해월은 망설였으나 결국 가담했고, 환명굿은 성공했습니다. 그렇게 두 무당이 합작해 만든 '환명부'는 액자판 뒤에 숨겨두고, 아이 방에 걸어두면 좋은 기운을 주는 그림 액자라며 선물합니다.</w:t>
+        <w:t>혼자서는 완성할 수 없는 대형 의식이었기에, 서린은 당시 열일곱 살의 나이로 죽어가는 남동생의 수술비 삼천만 원을 구할 길이 없어 절박하던 어린 사매 정해월에게 거액의 돈을 쥐여주며 도움을 청합니다. 해월은 망설였으나 결국 가담했고, 환명굿은 성공했습니다. 그렇게 두 무당이 합작해 만든 '환명부'는 족자와 그림 사이에 숨겨두고, 아이 방에 걸어두면 좋은 기운을 주는 그림이라며 선물합니다.</w:t>
       </w:r>
     </w:p>
     <w:p>
@@ -1183,7 +1224,7 @@
     </w:p>
     <w:p>
       <w:r>
-        <w:t>남편과 아들을 잃고 피폐해진 한송이는 어느 날 아들의 꿈을 꾸게 됩니다. 사주가 강제로 바뀌어 저승사자의 명부에 오르지 못해 차사조차 영혼을 인도해 가지 못해 구천의 미아가 된 것이었습니다. 그림 액자를 가리키며 저게 나를 괴롭게 한다는 이안의 말을 마지막으로 잠에서 깬 한송이는 그림의 뒷면에서 수상한 부적을 발견하게 됩니다. 이웃 동네의 늙은 무당을 찾아가 그 부적이 이안이의 사주를 훔치는 '환명부'였다는 걸 알게 된 한송이는 분노에 차 칼을 들고 윤서린에게로 향합니다.</w:t>
+        <w:t>남편과 아들을 잃고 피폐해진 한송이는 어느 날 아들의 꿈을 꾸게 됩니다. 사주가 강제로 바뀌어 저승사자의 명부에 오르지 못해 차사조차 영혼을 인도해 가지 못해 구천의 미아가 된 것이었습니다. 족자를 가리키며 저게 나를 괴롭게 한다는 이안의 말을 마지막으로 잠에서 깬 한송이는 족자와 그림 사이에서 수상한 부적을 발견하게 됩니다. 이웃 동네의 늙은 무당을 찾아가 그 부적이 이안이의 사주를 훔치는 '환명부'였다는 걸 알게 된 한송이는 분노에 차 칼을 들고 윤서린에게로 향합니다.</w:t>
       </w:r>
     </w:p>
     <w:p>
@@ -1238,11 +1279,21 @@
     </w:p>
     <w:p>
       <w:r>
+        <w:t>단, 모두가 다른 사람을 지목했고 연못에 달조각이 하나도 없다면 &gt; 히든 결말 [달이 삼킨 정원]</w:t>
+      </w:r>
+    </w:p>
+    <w:p>
+      <w:r>
         <w:t>2. 모두가 자기 자신을 지목한 경우 &gt; 결말 2</w:t>
       </w:r>
     </w:p>
     <w:p>
       <w:r>
+        <w:t>단, 연못에 달조각 다섯 개가 모두 놓여 있다면 &gt; 히든 결말 [수면 아래의 아이]</w:t>
+      </w:r>
+    </w:p>
+    <w:p>
+      <w:r>
         <w:t>☾ 결말 ① 지울 수 없는 죄</w:t>
       </w:r>
     </w:p>
@@ -1284,6 +1335,66 @@
     <w:p>
       <w:r>
         <w:t>영혼들은 원망과 자책을 내려놓고 은은한 빛으로 부서지며 마침내 성불합니다. 모든 인연이 매듭지어지며 명부가 재정렬됩니다. 마침내 성불하게 된 이안이의 맑은 웃음소리가 허공에서 울려 퍼집니다. 강하늘은 해월당 연못 앞에서 눈을 뜹니다. 28년을 짓눌렀던 원인 모를 두통이 기적처럼 사라져 있습니다. 해월의 신력은 전부 닳아 없어졌지만 모든 것을 용서받았기에 이제는 평범한 사람으로서 살아갈 수 있게 됩니다. 완벽한 구원이자 새로운 삶의 시작입니다.</w:t>
+      </w:r>
+    </w:p>
+    <w:p>
+      <w:r>
+        <w:t>☾ 히든 결말 [수면 아래의 아이]</w:t>
+      </w:r>
+    </w:p>
+    <w:p>
+      <w:r>
+        <w:t>다섯 개의 달조각이 연못 위에서 은은하게 빛나고, 다섯 개의 손가락이 저마다 제 가슴을 가리킵니다. 다섯 개의 진실과 다섯 번의 참회가 수면 위에 겹쳐지는 순간 — 연못 깊은 곳에서 작은 빛이 떠오릅니다.</w:t>
+      </w:r>
+    </w:p>
+    <w:p>
+      <w:r>
+        <w:t>"...엄마?"</w:t>
+      </w:r>
+    </w:p>
+    <w:p>
+      <w:r>
+        <w:t>물 위로 걸어 나온 것은 스물여덟 해를 물 밑에서 기다린 아이, 박이안입니다. 송이는 신발도 벗지 못한 채 물로 뛰어들어 아들을 끌어안습니다. 스물여덟 해 만의 포옹입니다.</w:t>
+      </w:r>
+    </w:p>
+    <w:p>
+      <w:r>
+        <w:t>이안은 서린에게도, 지석에게도 천천히 눈을 맞춥니다. 그리고 제 몫의 삶을 대신 살아준 하늘 앞에 서서 씩 웃어 보입니다. "아저씨. 내 사주, 잘 쓰고 있네요. 남은 것도 잘 부탁해요."</w:t>
+      </w:r>
+    </w:p>
+    <w:p>
+      <w:r>
+        <w:t>해월은 마지막 남은 신력을 모두 태워 이안의 손을 잡고 저승길을 함께 걷습니다. 차사가 데려가지 못했던 아이는, 그렇게 사람의 손을 잡고 강을 건넙니다. 명부가 완전히 다시 쓰이고, 모든 영혼이 제자리를 찾습니다.</w:t>
+      </w:r>
+    </w:p>
+    <w:p>
+      <w:r>
+        <w:t>강하늘은 연못 앞에서 눈을 뜹니다. 두통도, 속삭임도 없습니다. 다만 왼쪽 손목의 낡은 시계가 유난히 또렷하게 째깍이고 있습니다. 두 사람 몫의 시간이, 이제 그의 것입니다.</w:t>
+      </w:r>
+    </w:p>
+    <w:p>
+      <w:r>
+        <w:t>☾ 히든 결말 [달이 삼킨 정원]</w:t>
+      </w:r>
+    </w:p>
+    <w:p>
+      <w:r>
+        <w:t>아무도 연못 앞에 서지 않았습니다. 아무도 제 죄를 껴안지 않았습니다. 서로를 겨눈 손가락들 위로, 핏빛 달이 소리 없이 부풀어 오릅니다.</w:t>
+      </w:r>
+    </w:p>
+    <w:p>
+      <w:r>
+        <w:t>이윽고 달이 연못으로 떨어집니다. 수면이 뒤집히고 정원의 경계가 무너지며, 서로를 가리키던 손들은 각자의 어둠 속으로 가라앉습니다. 원망은 주인을 찾지 못한 채 영원히 물속을 떠돌게 되었습니다.</w:t>
+      </w:r>
+    </w:p>
+    <w:p>
+      <w:r>
+        <w:t>정해월은 신력을 모두 잃고 다시는 눈을 뜨지 못합니다. 강하늘은 해월당 연못 앞에서 깨어나지만, 지난밤의 일을 아무것도 기억하지 못합니다. 두통은 여전하고, 밤의 속삭임도 여전합니다. 달라진 것은 단 하나 — 연못을 볼 때마다, 이유 모를 눈물이 흐른다는 것.</w:t>
+      </w:r>
+    </w:p>
+    <w:p>
+      <w:r>
+        <w:t>진실은 수면 아래에 가라앉아 있습니다. 언젠가 다시, 달이 차오를 때까지.</w:t>
       </w:r>
     </w:p>
     <w:p/>
